--- a/LECTURES/RR-JS/RR-JS czyli piszemy River Raid w jezyku JavaScript.docx
+++ b/LECTURES/RR-JS/RR-JS czyli piszemy River Raid w jezyku JavaScript.docx
@@ -24,7 +24,7 @@
           <w:sz w:val="48"/>
           <w:szCs w:val="48"/>
         </w:rPr>
-        <w:t>RR-JS</w:t>
+        <w:t>River Raid in 45 minutes</w:t>
       </w:r>
     </w:p>
     <w:p>
@@ -55,34 +55,7 @@
           <w:iCs/>
           <w:color w:val="FFFFFF" w:themeColor="background1"/>
         </w:rPr>
-        <w:t>Writing</w:t>
-      </w:r>
-      <w:r>
-        <w:rPr>
-          <w:rFonts w:ascii="C64 Pro Mono" w:hAnsi="C64 Pro Mono"/>
-          <w:i/>
-          <w:iCs/>
-          <w:color w:val="FFFFFF" w:themeColor="background1"/>
-        </w:rPr>
-        <w:t xml:space="preserve"> </w:t>
-      </w:r>
-      <w:r>
-        <w:rPr>
-          <w:rFonts w:ascii="C64 Pro Mono" w:hAnsi="C64 Pro Mono"/>
-          <w:i/>
-          <w:iCs/>
-          <w:color w:val="FFFFFF" w:themeColor="background1"/>
-        </w:rPr>
-        <w:t>River Raid</w:t>
-      </w:r>
-      <w:r>
-        <w:rPr>
-          <w:rFonts w:ascii="C64 Pro Mono" w:hAnsi="C64 Pro Mono"/>
-          <w:i/>
-          <w:iCs/>
-          <w:color w:val="FFFFFF" w:themeColor="background1"/>
-        </w:rPr>
-        <w:t xml:space="preserve"> in JavaScript</w:t>
+        <w:t>It’s not a speed-run, it’s speed-coding</w:t>
       </w:r>
     </w:p>
     <w:p>

--- a/LECTURES/RR-JS/RR-JS czyli piszemy River Raid w jezyku JavaScript.docx
+++ b/LECTURES/RR-JS/RR-JS czyli piszemy River Raid w jezyku JavaScript.docx
@@ -134,6 +134,12 @@
       </w:r>
     </w:p>
     <w:p>
+      <w:pPr>
+        <w:rPr>
+          <w:rFonts w:ascii="C64 Pro Mono" w:hAnsi="C64 Pro Mono"/>
+          <w:color w:val="FFFFFF" w:themeColor="background1"/>
+        </w:rPr>
+      </w:pPr>
       <w:r>
         <w:rPr>
           <w:rFonts w:ascii="C64 Pro Mono" w:hAnsi="C64 Pro Mono"/>
@@ -143,7 +149,112 @@
         </w:rPr>
         <w:br w:type="page"/>
       </w:r>
+      <w:r>
+        <w:rPr>
+          <w:rFonts w:ascii="C64 Pro Mono" w:hAnsi="C64 Pro Mono"/>
+          <w:color w:val="FFFFFF" w:themeColor="background1"/>
+        </w:rPr>
+        <w:lastRenderedPageBreak/>
+        <w:t>Phaser library</w:t>
+      </w:r>
+      <w:r>
+        <w:rPr>
+          <w:noProof/>
+        </w:rPr>
+        <mc:AlternateContent>
+          <mc:Choice Requires="wps">
+            <w:drawing>
+              <wp:anchor distT="45720" distB="45720" distL="114300" distR="114300" simplePos="0" relativeHeight="251659264" behindDoc="0" locked="0" layoutInCell="1" allowOverlap="1" wp14:anchorId="5594A821" wp14:editId="172829C9">
+                <wp:simplePos x="0" y="0"/>
+                <wp:positionH relativeFrom="margin">
+                  <wp:align>left</wp:align>
+                </wp:positionH>
+                <wp:positionV relativeFrom="paragraph">
+                  <wp:posOffset>433705</wp:posOffset>
+                </wp:positionV>
+                <wp:extent cx="6036310" cy="279400"/>
+                <wp:effectExtent l="0" t="0" r="21590" b="25400"/>
+                <wp:wrapSquare wrapText="bothSides"/>
+                <wp:docPr id="217" name="Text Box 2"/>
+                <wp:cNvGraphicFramePr>
+                  <a:graphicFrameLocks xmlns:a="http://schemas.openxmlformats.org/drawingml/2006/main"/>
+                </wp:cNvGraphicFramePr>
+                <a:graphic xmlns:a="http://schemas.openxmlformats.org/drawingml/2006/main">
+                  <a:graphicData uri="http://schemas.microsoft.com/office/word/2010/wordprocessingShape">
+                    <wps:wsp>
+                      <wps:cNvSpPr txBox="1">
+                        <a:spLocks noChangeArrowheads="1"/>
+                      </wps:cNvSpPr>
+                      <wps:spPr bwMode="auto">
+                        <a:xfrm>
+                          <a:off x="0" y="0"/>
+                          <a:ext cx="6036310" cy="279400"/>
+                        </a:xfrm>
+                        <a:prstGeom prst="rect">
+                          <a:avLst/>
+                        </a:prstGeom>
+                        <a:solidFill>
+                          <a:srgbClr val="FFFFFF"/>
+                        </a:solidFill>
+                        <a:ln w="9525">
+                          <a:solidFill>
+                            <a:srgbClr val="000000"/>
+                          </a:solidFill>
+                          <a:miter lim="800000"/>
+                          <a:headEnd/>
+                          <a:tailEnd/>
+                        </a:ln>
+                      </wps:spPr>
+                      <wps:txbx>
+                        <w:txbxContent>
+                          <w:p>
+                            <w:r>
+                              <w:t>https://cdn.jsdelivr.net/npm/phaser@3/dist/phaser.js</w:t>
+                            </w:r>
+                          </w:p>
+                          <w:p/>
+                        </w:txbxContent>
+                      </wps:txbx>
+                      <wps:bodyPr rot="0" vert="horz" wrap="square" lIns="91440" tIns="45720" rIns="91440" bIns="45720" anchor="t" anchorCtr="0">
+                        <a:noAutofit/>
+                      </wps:bodyPr>
+                    </wps:wsp>
+                  </a:graphicData>
+                </a:graphic>
+                <wp14:sizeRelH relativeFrom="margin">
+                  <wp14:pctWidth>0</wp14:pctWidth>
+                </wp14:sizeRelH>
+                <wp14:sizeRelV relativeFrom="margin">
+                  <wp14:pctHeight>0</wp14:pctHeight>
+                </wp14:sizeRelV>
+              </wp:anchor>
+            </w:drawing>
+          </mc:Choice>
+          <mc:Fallback>
+            <w:pict>
+              <v:shapetype w14:anchorId="5594A821" id="_x0000_t202" coordsize="21600,21600" o:spt="202" path="m,l,21600r21600,l21600,xe">
+                <v:stroke joinstyle="miter"/>
+                <v:path gradientshapeok="t" o:connecttype="rect"/>
+              </v:shapetype>
+              <v:shape id="Text Box 2" o:spid="_x0000_s1026" type="#_x0000_t202" style="position:absolute;margin-left:0;margin-top:34.15pt;width:475.3pt;height:22pt;z-index:251659264;visibility:visible;mso-wrap-style:square;mso-width-percent:0;mso-height-percent:0;mso-wrap-distance-left:9pt;mso-wrap-distance-top:3.6pt;mso-wrap-distance-right:9pt;mso-wrap-distance-bottom:3.6pt;mso-position-horizontal:left;mso-position-horizontal-relative:margin;mso-position-vertical:absolute;mso-position-vertical-relative:text;mso-width-percent:0;mso-height-percent:0;mso-width-relative:margin;mso-height-relative:margin;v-text-anchor:top" o:gfxdata="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">
+                <v:textbox>
+                  <w:txbxContent>
+                    <w:p>
+                      <w:r>
+                        <w:t>https://cdn.jsdelivr.net/npm/phaser@3/dist/phaser.js</w:t>
+                      </w:r>
+                    </w:p>
+                    <w:p/>
+                  </w:txbxContent>
+                </v:textbox>
+                <w10:wrap type="square" anchorx="margin"/>
+              </v:shape>
+            </w:pict>
+          </mc:Fallback>
+        </mc:AlternateContent>
+      </w:r>
     </w:p>
+    <w:p/>
     <w:sectPr>
       <w:pgSz w:w="11906" w:h="8391" w:orient="landscape" w:code="11"/>
       <w:pgMar w:top="1440" w:right="1440" w:bottom="1440" w:left="1440" w:header="720" w:footer="720" w:gutter="0"/>
@@ -758,7 +869,6 @@
   <w:style w:type="character" w:default="1" w:styleId="DefaultParagraphFont">
     <w:name w:val="Default Paragraph Font"/>
     <w:uiPriority w:val="1"/>
-    <w:semiHidden/>
     <w:unhideWhenUsed/>
   </w:style>
   <w:style w:type="table" w:default="1" w:styleId="TableNormal">
